--- a/Entregas/Sprint 1/Planejamento e Arquitetura/H2 - Definir fluxo de processamento de documentos/PSP2 - S1T08 - Prompt de Síntese.docx
+++ b/Entregas/Sprint 1/Planejamento e Arquitetura/H2 - Definir fluxo de processamento de documentos/PSP2 - S1T08 - Prompt de Síntese.docx
@@ -46,6 +46,62 @@
       </w:pPr>
       <w:r>
         <w:t xml:space="preserve"/>
+      </w:r>
+    </w:p>
+    <w:p>
+      <w:pPr>
+        <w:pStyle w:val="Heading2"/>
+        <w:spacing w:after="180" w:before="120"/>
+      </w:pPr>
+      <w:r>
+        <w:rPr>
+          <w:rFonts w:ascii="Arial" w:cs="Arial" w:eastAsia="Arial" w:hAnsi="Arial"/>
+          <w:b/>
+          <w:bCs/>
+          <w:color w:val="1F3864"/>
+          <w:sz w:val="28"/>
+          <w:szCs w:val="28"/>
+        </w:rPr>
+        <w:t xml:space="preserve">📖 Em palavras simples</w:t>
+      </w:r>
+    </w:p>
+    <w:p>
+      <w:pPr>
+        <w:spacing w:after="180"/>
+      </w:pPr>
+      <w:r>
+        <w:rPr>
+          <w:rFonts w:ascii="Arial" w:cs="Arial" w:eastAsia="Arial" w:hAnsi="Arial"/>
+          <w:sz w:val="22"/>
+          <w:szCs w:val="22"/>
+        </w:rPr>
+        <w:t xml:space="preserve">“Prompt” é a instrução que a gente dá pra IA. Se você pede “me resume esse texto” sem mais contexto, a IA chuta um formato qualquer. Se você dá instruções claras (que campos preencher, que estilo usar, que evitar), a IA devolve algo previsível e reaproveitável.</w:t>
+      </w:r>
+    </w:p>
+    <w:p>
+      <w:pPr>
+        <w:spacing w:after="180"/>
+      </w:pPr>
+      <w:r>
+        <w:rPr>
+          <w:rFonts w:ascii="Arial" w:cs="Arial" w:eastAsia="Arial" w:hAnsi="Arial"/>
+          <w:sz w:val="22"/>
+          <w:szCs w:val="22"/>
+        </w:rPr>
+        <w:t xml:space="preserve">Esse documento é o prompt de “síntese”: a instrução completa que faz a IA pegar o texto bruto de um documento acadêmico (uma aula, uma apostila, um slide) e devolver um Markdown organizado com cabeçalho fixo, fórmulas em LaTeX, tabelas, tópicos, e uma seção “Erros comuns”. O estilo segue exatamente o padrão que o PM (Theo) já usa nos próprios resumos.</w:t>
+      </w:r>
+    </w:p>
+    <w:p>
+      <w:pPr>
+        <w:spacing w:after="180"/>
+      </w:pPr>
+      <w:r>
+        <w:rPr>
+          <w:rFonts w:ascii="Arial" w:cs="Arial" w:eastAsia="Arial" w:hAnsi="Arial"/>
+          <w:sz w:val="22"/>
+          <w:szCs w:val="22"/>
+        </w:rPr>
+        <w:t xml:space="preserve">Por que isso importa? A síntese é o coração do produto — é o que entrega valor real pro aluno. Um prompt mal escrito devolve resumo genérico, que ninguém vai usar. Um prompt bem calibrado devolve material no estilo que o aluno já reconhece como “bom” e quer estudar por.</w:t>
       </w:r>
     </w:p>
     <w:p>
